--- a/deliverables/GUIDE_REPRODUCIBLE_HOST_EN.docx
+++ b/deliverables/GUIDE_REPRODUCIBLE_HOST_EN.docx
@@ -185,7 +185,7 @@
           <w:spacing w:val="0"/>
           <w:color w:val="181E2A"/>
         </w:rPr>
-        <w:t xml:space="preserve">ghcr.io/global-datacare/host-runtime@sha256:0742ce44f2c56b8a559ed872620c779adaac64c6e1b476d3fda1762f0d2fe510</w:t>
+        <w:t xml:space="preserve">ghcr.io/global-datacare/host-runtime@sha256:f5d45cebaa5e7443ebf70aac85f33794d3d366dcb5370ab7921e9bc56336c0fa</w:t>
       </w:r>
       <w:r>
         <w:rPr>
@@ -210,7 +210,7 @@
           <w:spacing w:val="0"/>
           <w:color w:val="181E2A"/>
         </w:rPr>
-        <w:t xml:space="preserve">GW CORE and CCAAS are different OCI artifacts. The CCAAS runtime contains all nine chaincode servers, but the package IDs are generated for the exact name, namespace and Services of each Helm release.</w:t>
+        <w:t xml:space="preserve">GW CORE and CCAAS are different OCI artifacts. The CCAAS runtime contains all ten chaincode servers. Every host uses gdc-cc-organization-sc:9999 inside its isolated namespace, so packages and package IDs are reusable.</w:t>
       </w:r>
     </w:p>
     <w:p>
@@ -648,7 +648,7 @@
           <w:spacing w:val="0"/>
           <w:color w:val="181E2A"/>
         </w:rPr>
-        <w:t xml:space="preserve">Actual kind and Helm installation of a newly admitted Host2MSP peer, CouchDB, GW CORE, PostgreSQL, IPFS and nine CCAAS runtimes.</w:t>
+        <w:t xml:space="preserve">Actual kind and Helm installation of a newly admitted Host2MSP peer, CouchDB, GW CORE, PostgreSQL, IPFS and ten CCAAS runtimes.</w:t>
       </w:r>
     </w:p>
     <w:p>
@@ -827,7 +827,7 @@
           <w:spacing w:val="0"/>
           <w:color w:val="181E2A"/>
         </w:rPr>
-        <w:t xml:space="preserve">; waits for rollout; performs E2E operations; checks channels and CouchDB; queries PostgreSQL and IPFS inside the pods; installs and approves the nine CCAAS packages on the Kubernetes peer; executes Consent and SMART through that peer; restarts the GW, peer and CCAAS runtimes; and verifies recovery. </w:t>
+        <w:t xml:space="preserve">; waits for rollout; performs E2E operations; checks channels and CouchDB; queries PostgreSQL and IPFS inside the pods; installs and approves the ten CCAAS packages on the Kubernetes peer; executes Consent and SMART through that peer; restarts the GW, peer and CCAAS runtimes; and verifies recovery. </w:t>
       </w:r>
       <w:r>
         <w:rPr>
@@ -2521,20 +2521,20 @@
           <w:spacing w:val="0"/>
           <w:color w:val="181E2A"/>
         </w:rPr>
-        <w:t xml:space="preserve">helm pull oci://ghcr.io/global-datacare/gdc-host --version 0.3.2</w:t>
-      </w:r>
-    </w:p>
-    <w:p>
-      <w:pPr/>
-      <w:r>
-        <w:rPr>
-          <w:rFonts w:ascii="Menlo" w:hAnsi="Menlo" w:cs="Menlo"/>
-          <w:sz w:val="26"/>
-          <w:sz-cs w:val="26"/>
-          <w:spacing w:val="0"/>
-          <w:color w:val="181E2A"/>
-        </w:rPr>
-        <w:t xml:space="preserve">helm show chart oci://ghcr.io/global-datacare/gdc-host --version 0.3.2</w:t>
+        <w:t xml:space="preserve">helm pull oci://ghcr.io/global-datacare/gdc-host --version 0.3.4</w:t>
+      </w:r>
+    </w:p>
+    <w:p>
+      <w:pPr/>
+      <w:r>
+        <w:rPr>
+          <w:rFonts w:ascii="Menlo" w:hAnsi="Menlo" w:cs="Menlo"/>
+          <w:sz w:val="26"/>
+          <w:sz-cs w:val="26"/>
+          <w:spacing w:val="0"/>
+          <w:color w:val="181E2A"/>
+        </w:rPr>
+        <w:t xml:space="preserve">helm show chart oci://ghcr.io/global-datacare/gdc-host --version 0.3.4</w:t>
       </w:r>
     </w:p>
     <w:p>
@@ -2549,7 +2549,7 @@
           <w:spacing w:val="0"/>
           <w:color w:val="181E2A"/>
         </w:rPr>
-        <w:t xml:space="preserve">The OCI chart is the same artifact validated in local-network. Values, Secrets, enrollment grants, MSP/TLS material and package IDs are generated again for each environment.</w:t>
+        <w:t xml:space="preserve">The OCI chart is the same artifact validated in local-network. Values, Secrets, enrollment grants and MSP/TLS material are generated again for each environment; the deterministic CCAAS package IDs are shared.</w:t>
       </w:r>
     </w:p>
     <w:p>
@@ -2575,7 +2575,7 @@
           <w:spacing w:val="0"/>
           <w:color w:val="181E2A"/>
         </w:rPr>
-        <w:t xml:space="preserve">export CCAAS_PUBLIC_IMAGE="ghcr.io/global-datacare/host-runtime@sha256:0742ce44f2c56b8a559ed872620c779adaac64c6e1b476d3fda1762f0d2fe510"</w:t>
+        <w:t xml:space="preserve">export CCAAS_PUBLIC_IMAGE="ghcr.io/global-datacare/host-runtime@sha256:f5d45cebaa5e7443ebf70aac85f33794d3d366dcb5370ab7921e9bc56336c0fa"</w:t>
       </w:r>
     </w:p>
     <w:p>
@@ -2642,7 +2642,7 @@
           <w:spacing w:val="0"/>
           <w:color w:val="181E2A"/>
         </w:rPr>
-        <w:t xml:space="preserve">GW CORE is a service and is not published through npm. The GW values use its OCI digest. Each CCAAS entry uses the common runtime digest and a package whose address is the exact Service for the release. The package ID is </w:t>
+        <w:t xml:space="preserve">GW CORE is a service and is not published through npm. Each CCAAS entry uses the stable gdc-cc-&lt;contract&gt;:9999 Service. The package ID is </w:t>
       </w:r>
       <w:r>
         <w:rPr>
@@ -2662,33 +2662,31 @@
           <w:spacing w:val="0"/>
           <w:color w:val="181E2A"/>
         </w:rPr>
-        <w:t xml:space="preserve">; any change of Service, release, port or TLS forces it to be regenerated.</w:t>
-      </w:r>
-    </w:p>
-    <w:p>
-      <w:pPr/>
-      <w:r>
-        <w:rPr>
-          <w:rFonts w:ascii="Menlo" w:hAnsi="Menlo" w:cs="Menlo"/>
-          <w:sz w:val="26"/>
-          <w:sz-cs w:val="26"/>
-          <w:spacing w:val="0"/>
-          <w:color w:val="181E2A"/>
-        </w:rPr>
-        <w:t xml:space="preserve">HOST_FULLNAME="${HELM_RELEASE}" \</w:t>
-      </w:r>
-    </w:p>
-    <w:p>
-      <w:pPr/>
-      <w:r>
-        <w:rPr>
-          <w:rFonts w:ascii="Menlo" w:hAnsi="Menlo" w:cs="Menlo"/>
-          <w:sz w:val="26"/>
-          <w:sz-cs w:val="26"/>
-          <w:spacing w:val="0"/>
-          <w:color w:val="181E2A"/>
-        </w:rPr>
-        <w:t xml:space="preserve">KUBE_NAMESPACE="${KUBE_NAMESPACE}" \</w:t>
+        <w:t xml:space="preserve">; only changing that contract, port or TLS requires regeneration.</w:t>
+      </w:r>
+    </w:p>
+    <w:p>
+      <w:pPr/>
+      <w:r>
+        <w:rPr>
+          <w:rFonts w:ascii="Menlo" w:hAnsi="Menlo" w:cs="Menlo"/>
+          <w:sz w:val="26"/>
+          <w:sz-cs w:val="26"/>
+          <w:spacing w:val="0"/>
+          <w:color w:val="181E2A"/>
+        </w:rPr>
+      </w:r>
+    </w:p>
+    <w:p>
+      <w:pPr/>
+      <w:r>
+        <w:rPr>
+          <w:rFonts w:ascii="Menlo" w:hAnsi="Menlo" w:cs="Menlo"/>
+          <w:sz w:val="26"/>
+          <w:sz-cs w:val="26"/>
+          <w:spacing w:val="0"/>
+          <w:color w:val="181E2A"/>
+        </w:rPr>
       </w:r>
     </w:p>
     <w:p>
@@ -2980,20 +2978,20 @@
           <w:spacing w:val="0"/>
           <w:color w:val="181E2A"/>
         </w:rPr>
-        <w:t xml:space="preserve">helm pull oci://ghcr.io/global-datacare/gdc-host --version 0.3.2</w:t>
-      </w:r>
-    </w:p>
-    <w:p>
-      <w:pPr/>
-      <w:r>
-        <w:rPr>
-          <w:rFonts w:ascii="Menlo" w:hAnsi="Menlo" w:cs="Menlo"/>
-          <w:sz w:val="26"/>
-          <w:sz-cs w:val="26"/>
-          <w:spacing w:val="0"/>
-          <w:color w:val="181E2A"/>
-        </w:rPr>
-        <w:t xml:space="preserve">tar -xzf gdc-host-0.3.2.tgz -C /secure/onboarding</w:t>
+        <w:t xml:space="preserve">helm pull oci://ghcr.io/global-datacare/gdc-host --version 0.3.4</w:t>
+      </w:r>
+    </w:p>
+    <w:p>
+      <w:pPr/>
+      <w:r>
+        <w:rPr>
+          <w:rFonts w:ascii="Menlo" w:hAnsi="Menlo" w:cs="Menlo"/>
+          <w:sz w:val="26"/>
+          <w:sz-cs w:val="26"/>
+          <w:spacing w:val="0"/>
+          <w:color w:val="181E2A"/>
+        </w:rPr>
+        <w:t xml:space="preserve">tar -xzf gdc-host-0.3.4.tgz -C /secure/onboarding</w:t>
       </w:r>
     </w:p>
     <w:p>

--- a/deliverables/GUIDE_REPRODUCIBLE_HOST_EN.docx
+++ b/deliverables/GUIDE_REPRODUCIBLE_HOST_EN.docx
@@ -116,7 +116,7 @@
           <w:spacing w:val="0"/>
           <w:color w:val="181E2A"/>
         </w:rPr>
-        <w:t xml:space="preserve">ghcr.io/global-datacare/gw-core@sha256:e08eb3482e8e6df812269ba72c14d7831c2cdc331fe7bc6836a606b4e2e96a71</w:t>
+        <w:t xml:space="preserve">ghcr.io/global-datacare/gw-core@sha256:a9d18e92fc422f4fd79d18bfce6977814812187870f6ddda72aebc8428ae5b18</w:t>
       </w:r>
       <w:r>
         <w:rPr>
@@ -2562,7 +2562,7 @@
           <w:spacing w:val="0"/>
           <w:color w:val="181E2A"/>
         </w:rPr>
-        <w:t xml:space="preserve">export GW_PUBLIC_IMAGE="ghcr.io/global-datacare/gw-core@sha256:e08eb3482e8e6df812269ba72c14d7831c2cdc331fe7bc6836a606b4e2e96a71"</w:t>
+        <w:t xml:space="preserve">export GW_PUBLIC_IMAGE="ghcr.io/global-datacare/gw-core@sha256:a9d18e92fc422f4fd79d18bfce6977814812187870f6ddda72aebc8428ae5b18"</w:t>
       </w:r>
     </w:p>
     <w:p>
